--- a/oposicion/temario/tercer-ejercicio/3A23.docx
+++ b/oposicion/temario/tercer-ejercicio/3A23.docx
@@ -4743,6 +4743,7 @@
           <w:p>
             <w:pPr>
               <w:pStyle w:val="Celdatceeazulpalido"/>
+              <w:keepNext/>
               <w:jc w:val="center"/>
             </w:pPr>
             <w:r>
@@ -4762,6 +4763,7 @@
           <w:p>
             <w:pPr>
               <w:pStyle w:val="Celdatceeazulpalido"/>
+              <w:keepNext/>
               <w:jc w:val="left"/>
             </w:pPr>
             <w:r>
@@ -4781,6 +4783,7 @@
           <w:p>
             <w:pPr>
               <w:pStyle w:val="Celdatceeazulpalido"/>
+              <w:keepNext/>
               <w:jc w:val="left"/>
             </w:pPr>
             <w:r>
@@ -4800,6 +4803,7 @@
           <w:p>
             <w:pPr>
               <w:pStyle w:val="Celdatceeazulpalido"/>
+              <w:keepNext/>
               <w:jc w:val="left"/>
             </w:pPr>
             <w:r>
@@ -4819,6 +4823,7 @@
           <w:p>
             <w:pPr>
               <w:pStyle w:val="Celdatceeazulpalido"/>
+              <w:keepNext/>
               <w:jc w:val="center"/>
             </w:pPr>
             <w:r>
@@ -6629,9 +6634,19 @@
         </w:trPr>
         <w:tc>
           <w:tcPr>
+            <w:shd w:val="clear" w:color="auto" w:fill="DDEBF7"/>
             <w:vAlign w:val="center"/>
           </w:tcPr>
-          <w:p/>
+          <w:p>
+            <w:pPr>
+              <w:pStyle w:val="Celdatceeazulpalido"/>
+              <w:keepNext/>
+              <w:jc w:val="center"/>
+            </w:pPr>
+            <w:r>
+              <w:t/>
+            </w:r>
+          </w:p>
         </w:tc>
         <w:tc>
           <w:tcPr>
@@ -6641,6 +6656,7 @@
           <w:p>
             <w:pPr>
               <w:pStyle w:val="Celdatceeazulpalido"/>
+              <w:keepNext/>
               <w:jc w:val="center"/>
             </w:pPr>
             <w:r>
@@ -6660,6 +6676,7 @@
           <w:p>
             <w:pPr>
               <w:pStyle w:val="Celdatceeazulpalido"/>
+              <w:keepNext/>
               <w:jc w:val="center"/>
             </w:pPr>
             <w:r>
@@ -11376,9 +11393,19 @@
         </w:trPr>
         <w:tc>
           <w:tcPr>
+            <w:shd w:val="clear" w:color="auto" w:fill="DDEBF7"/>
             <w:vAlign w:val="center"/>
           </w:tcPr>
-          <w:p/>
+          <w:p>
+            <w:pPr>
+              <w:pStyle w:val="Celdatceeazulpalido"/>
+              <w:keepNext/>
+              <w:jc w:val="center"/>
+            </w:pPr>
+            <w:r>
+              <w:t/>
+            </w:r>
+          </w:p>
         </w:tc>
         <w:tc>
           <w:tcPr>
@@ -11388,6 +11415,7 @@
           <w:p>
             <w:pPr>
               <w:pStyle w:val="Celdatceeazulpalido"/>
+              <w:keepNext/>
               <w:jc w:val="center"/>
             </w:pPr>
             <w:r>
@@ -11407,6 +11435,7 @@
           <w:p>
             <w:pPr>
               <w:pStyle w:val="Celdatceeazulpalido"/>
+              <w:keepNext/>
               <w:jc w:val="center"/>
             </w:pPr>
             <w:r>
@@ -11426,6 +11455,7 @@
           <w:p>
             <w:pPr>
               <w:pStyle w:val="Celdatceeazulpalido"/>
+              <w:keepNext/>
               <w:jc w:val="center"/>
             </w:pPr>
             <w:r>
@@ -12609,7 +12639,7 @@
           <wp:inline>
             <wp:extent cx="3853324" cy="2415973"/>
             <wp:effectExtent b="0" l="0" r="0" t="0"/>
-            <wp:docPr descr="Gráfico 4.– El estándar: la oferta de la acería se quiebra en \overline{q}=q^* y la renta de escasez B+C queda en la empresa" title="" id="74" name="Picture"/>
+            <wp:docPr descr="Gráfico 4.– El estándar: la oferta de la acería se quiebra en q=q* y la renta de escasez B+C queda en la empresa" title="" id="74" name="Picture"/>
             <a:graphic>
               <a:graphicData uri="http://schemas.openxmlformats.org/drawingml/2006/picture">
                 <pic:pic>
@@ -12806,9 +12836,19 @@
         </w:trPr>
         <w:tc>
           <w:tcPr>
+            <w:shd w:val="clear" w:color="auto" w:fill="DDEBF7"/>
             <w:vAlign w:val="center"/>
           </w:tcPr>
-          <w:p/>
+          <w:p>
+            <w:pPr>
+              <w:pStyle w:val="Celdatceeazulpalido"/>
+              <w:keepNext/>
+              <w:jc w:val="center"/>
+            </w:pPr>
+            <w:r>
+              <w:t/>
+            </w:r>
+          </w:p>
         </w:tc>
         <w:tc>
           <w:tcPr>
@@ -12818,6 +12858,7 @@
           <w:p>
             <w:pPr>
               <w:pStyle w:val="Celdatceeazulpalido"/>
+              <w:keepNext/>
               <w:jc w:val="center"/>
             </w:pPr>
             <w:r>
@@ -12837,6 +12878,7 @@
           <w:p>
             <w:pPr>
               <w:pStyle w:val="Celdatceeazulpalido"/>
+              <w:keepNext/>
               <w:jc w:val="center"/>
             </w:pPr>
             <w:r>
@@ -12856,6 +12898,7 @@
           <w:p>
             <w:pPr>
               <w:pStyle w:val="Celdatceeazulpalido"/>
+              <w:keepNext/>
               <w:jc w:val="center"/>
             </w:pPr>
             <w:r>
@@ -15585,7 +15628,7 @@
           <wp:inline>
             <wp:extent cx="4775200" cy="2591027"/>
             <wp:effectExtent b="0" l="0" r="0" t="0"/>
-            <wp:docPr descr="Gráfico 7.– El mercado de derechos con 5 instalaciones: el tope fija la reducción R_0 y la instalación marginal, el precio" title="" id="103" name="Picture"/>
+            <wp:docPr descr="Gráfico 7.– El mercado de derechos con 5 instalaciones: el tope fija la reducción R0 y la instalación marginal, el precio" title="" id="103" name="Picture"/>
             <a:graphic>
               <a:graphicData uri="http://schemas.openxmlformats.org/drawingml/2006/picture">
                 <pic:pic>
@@ -17082,6 +17125,7 @@
           <w:p>
             <w:pPr>
               <w:pStyle w:val="Celdatceeazulpalido"/>
+              <w:keepNext/>
               <w:jc w:val="left"/>
             </w:pPr>
             <w:r>
@@ -17101,6 +17145,7 @@
           <w:p>
             <w:pPr>
               <w:pStyle w:val="Celdatceeazulpalido"/>
+              <w:keepNext/>
               <w:jc w:val="left"/>
             </w:pPr>
             <w:r>
@@ -17120,6 +17165,7 @@
           <w:p>
             <w:pPr>
               <w:pStyle w:val="Celdatceeazulpalido"/>
+              <w:keepNext/>
               <w:jc w:val="left"/>
             </w:pPr>
             <w:r>
@@ -17139,6 +17185,7 @@
           <w:p>
             <w:pPr>
               <w:pStyle w:val="Celdatceeazulpalido"/>
+              <w:keepNext/>
               <w:jc w:val="left"/>
             </w:pPr>
             <w:r>
@@ -18376,9 +18423,19 @@
         </w:trPr>
         <w:tc>
           <w:tcPr>
+            <w:shd w:val="clear" w:color="auto" w:fill="DDEBF7"/>
             <w:vAlign w:val="center"/>
           </w:tcPr>
-          <w:p/>
+          <w:p>
+            <w:pPr>
+              <w:pStyle w:val="Celdatceeazulpalido"/>
+              <w:keepNext/>
+              <w:jc w:val="center"/>
+            </w:pPr>
+            <w:r>
+              <w:t/>
+            </w:r>
+          </w:p>
         </w:tc>
         <w:tc>
           <w:tcPr>
@@ -18388,6 +18445,7 @@
           <w:p>
             <w:pPr>
               <w:pStyle w:val="Celdatceeazulpalido"/>
+              <w:keepNext/>
               <w:jc w:val="center"/>
             </w:pPr>
             <w:r>
@@ -18407,6 +18465,7 @@
           <w:p>
             <w:pPr>
               <w:pStyle w:val="Celdatceeazulpalido"/>
+              <w:keepNext/>
               <w:jc w:val="center"/>
             </w:pPr>
             <w:r>
@@ -25329,6 +25388,7 @@
           <w:p>
             <w:pPr>
               <w:pStyle w:val="Celdatceeazulpalido"/>
+              <w:keepNext/>
               <w:jc w:val="center"/>
             </w:pPr>
             <w:r>
@@ -25348,6 +25408,7 @@
           <w:p>
             <w:pPr>
               <w:pStyle w:val="Celdatceeazulpalido"/>
+              <w:keepNext/>
               <w:jc w:val="center"/>
             </w:pPr>
             <w:r>
@@ -25388,6 +25449,7 @@
           <w:p>
             <w:pPr>
               <w:pStyle w:val="Celdatceeazulpalido"/>
+              <w:keepNext/>
               <w:jc w:val="center"/>
             </w:pPr>
             <w:r>
@@ -25428,6 +25490,7 @@
           <w:p>
             <w:pPr>
               <w:pStyle w:val="Celdatceeazulpalido"/>
+              <w:keepNext/>
               <w:jc w:val="center"/>
             </w:pPr>
             <w:r>
@@ -25486,6 +25549,7 @@
           <w:p>
             <w:pPr>
               <w:pStyle w:val="Celdatceeazulpalido"/>
+              <w:keepNext/>
               <w:jc w:val="center"/>
             </w:pPr>
             <w:r>
@@ -25505,6 +25569,7 @@
           <w:p>
             <w:pPr>
               <w:pStyle w:val="Celdatceeazulpalido"/>
+              <w:keepNext/>
               <w:jc w:val="center"/>
             </w:pPr>
             <w:r>
@@ -25524,6 +25589,7 @@
           <w:p>
             <w:pPr>
               <w:pStyle w:val="Celdatceeazulpalido"/>
+              <w:keepNext/>
               <w:jc w:val="center"/>
             </w:pPr>
             <w:r>
@@ -27904,6 +27970,7 @@
           <w:p>
             <w:pPr>
               <w:pStyle w:val="Celdatceeazulpalido"/>
+              <w:keepNext/>
               <w:jc w:val="left"/>
             </w:pPr>
             <w:r>
@@ -27923,6 +27990,7 @@
           <w:p>
             <w:pPr>
               <w:pStyle w:val="Celdatceeazulpalido"/>
+              <w:keepNext/>
               <w:jc w:val="left"/>
             </w:pPr>
             <w:r>
@@ -27943,6 +28011,7 @@
           <w:p>
             <w:pPr>
               <w:pStyle w:val="Celdatceeazulpalido"/>
+              <w:keepNext/>
               <w:jc w:val="left"/>
             </w:pPr>
             <w:r>
@@ -27977,6 +28046,7 @@
           <w:p>
             <w:pPr>
               <w:pStyle w:val="Celdatceeazulpalido"/>
+              <w:keepNext/>
               <w:jc w:val="center"/>
             </w:pPr>
             <w:r>
@@ -51925,7 +51995,7 @@
           <wp:inline>
             <wp:extent cx="2984500" cy="2014788"/>
             <wp:effectExtent b="0" l="0" r="0" t="0"/>
-            <wp:docPr descr="" title="" id="87" name="Picture"/>
+            <wp:docPr descr="Gráfico de la nota: Es la misma negociación en el gráfico habitual de los manuales" title="" id="87" name="Picture"/>
             <a:graphic>
               <a:graphicData uri="http://schemas.openxmlformats.org/drawingml/2006/picture">
                 <pic:pic>
@@ -53166,7 +53236,7 @@
           <wp:inline>
             <wp:extent cx="2686050" cy="1888293"/>
             <wp:effectExtent b="0" l="0" r="0" t="0"/>
-            <wp:docPr descr="" title="" id="173" name="Picture"/>
+            <wp:docPr descr="Gráfico de la nota: El político acepta cualquier programa cuyo beneficio total B(G) cubra su coste total C(G)." title="" id="173" name="Picture"/>
             <a:graphic>
               <a:graphicData uri="http://schemas.openxmlformats.org/drawingml/2006/picture">
                 <pic:pic>
@@ -55068,7 +55138,7 @@
     </w:pPr>
     <w:rPr>
       <w:rFonts w:ascii="TeX Gyre Pagella" w:cs="TeX Gyre Pagella" w:eastAsia="TeX Gyre Pagella" w:hAnsi="TeX Gyre Pagella"/>
-      <w:sz w:val="20"/>
+      <w:sz w:val="22"/>
     </w:rPr>
   </w:style>
   <w:style w:customStyle="1" w:styleId="Celdatceeazulpalido" w:type="paragraph">
@@ -55082,7 +55152,7 @@
     </w:pPr>
     <w:rPr>
       <w:rFonts w:ascii="TeX Gyre Pagella" w:cs="TeX Gyre Pagella" w:eastAsia="TeX Gyre Pagella" w:hAnsi="TeX Gyre Pagella"/>
-      <w:sz w:val="20"/>
+      <w:sz w:val="22"/>
     </w:rPr>
   </w:style>
   <w:style w:customStyle="1" w:styleId="Celdatceesalmon" w:type="paragraph">
@@ -55096,7 +55166,7 @@
     </w:pPr>
     <w:rPr>
       <w:rFonts w:ascii="TeX Gyre Pagella" w:cs="TeX Gyre Pagella" w:eastAsia="TeX Gyre Pagella" w:hAnsi="TeX Gyre Pagella"/>
-      <w:sz w:val="20"/>
+      <w:sz w:val="22"/>
     </w:rPr>
   </w:style>
   <w:style w:customStyle="1" w:styleId="Celdatceemoradopalido" w:type="paragraph">
@@ -55110,7 +55180,7 @@
     </w:pPr>
     <w:rPr>
       <w:rFonts w:ascii="TeX Gyre Pagella" w:cs="TeX Gyre Pagella" w:eastAsia="TeX Gyre Pagella" w:hAnsi="TeX Gyre Pagella"/>
-      <w:sz w:val="20"/>
+      <w:sz w:val="22"/>
     </w:rPr>
   </w:style>
   <w:style w:customStyle="1" w:styleId="Celdatceegrisclaro" w:type="paragraph">
@@ -55124,7 +55194,7 @@
     </w:pPr>
     <w:rPr>
       <w:rFonts w:ascii="TeX Gyre Pagella" w:cs="TeX Gyre Pagella" w:eastAsia="TeX Gyre Pagella" w:hAnsi="TeX Gyre Pagella"/>
-      <w:sz w:val="20"/>
+      <w:sz w:val="22"/>
     </w:rPr>
   </w:style>
   <w:style w:customStyle="1" w:styleId="Celdatceecrema" w:type="paragraph">
@@ -55138,7 +55208,7 @@
     </w:pPr>
     <w:rPr>
       <w:rFonts w:ascii="TeX Gyre Pagella" w:cs="TeX Gyre Pagella" w:eastAsia="TeX Gyre Pagella" w:hAnsi="TeX Gyre Pagella"/>
-      <w:sz w:val="20"/>
+      <w:sz w:val="22"/>
     </w:rPr>
   </w:style>
   <w:style w:customStyle="1" w:styleId="Celdatceemorado" w:type="paragraph">
@@ -55153,7 +55223,7 @@
     <w:rPr>
       <w:rFonts w:ascii="TeX Gyre Pagella" w:cs="TeX Gyre Pagella" w:eastAsia="TeX Gyre Pagella" w:hAnsi="TeX Gyre Pagella"/>
       <w:color w:val="FFFFFF"/>
-      <w:sz w:val="20"/>
+      <w:sz w:val="22"/>
     </w:rPr>
   </w:style>
   <w:style w:customStyle="1" w:styleId="Celdatceeverde" w:type="paragraph">
@@ -55168,7 +55238,7 @@
     <w:rPr>
       <w:rFonts w:ascii="TeX Gyre Pagella" w:cs="TeX Gyre Pagella" w:eastAsia="TeX Gyre Pagella" w:hAnsi="TeX Gyre Pagella"/>
       <w:color w:val="FFFFFF"/>
-      <w:sz w:val="20"/>
+      <w:sz w:val="22"/>
     </w:rPr>
   </w:style>
   <w:style w:customStyle="1" w:styleId="Celdatceeazul" w:type="paragraph">
@@ -55183,7 +55253,7 @@
     <w:rPr>
       <w:rFonts w:ascii="TeX Gyre Pagella" w:cs="TeX Gyre Pagella" w:eastAsia="TeX Gyre Pagella" w:hAnsi="TeX Gyre Pagella"/>
       <w:color w:val="FFFFFF"/>
-      <w:sz w:val="20"/>
+      <w:sz w:val="22"/>
     </w:rPr>
   </w:style>
   <w:style w:customStyle="1" w:styleId="Celdatceerojo" w:type="paragraph">
@@ -55198,7 +55268,7 @@
     <w:rPr>
       <w:rFonts w:ascii="TeX Gyre Pagella" w:cs="TeX Gyre Pagella" w:eastAsia="TeX Gyre Pagella" w:hAnsi="TeX Gyre Pagella"/>
       <w:color w:val="FFFFFF"/>
-      <w:sz w:val="20"/>
+      <w:sz w:val="22"/>
     </w:rPr>
   </w:style>
   <w:style w:customStyle="1" w:styleId="Celdatceedorado" w:type="paragraph">
@@ -55213,7 +55283,7 @@
     <w:rPr>
       <w:rFonts w:ascii="TeX Gyre Pagella" w:cs="TeX Gyre Pagella" w:eastAsia="TeX Gyre Pagella" w:hAnsi="TeX Gyre Pagella"/>
       <w:color w:val="FFFFFF"/>
-      <w:sz w:val="20"/>
+      <w:sz w:val="22"/>
     </w:rPr>
   </w:style>
   <w:style w:customStyle="1" w:styleId="Celdatceenaranja" w:type="paragraph">
@@ -55228,7 +55298,7 @@
     <w:rPr>
       <w:rFonts w:ascii="TeX Gyre Pagella" w:cs="TeX Gyre Pagella" w:eastAsia="TeX Gyre Pagella" w:hAnsi="TeX Gyre Pagella"/>
       <w:color w:val="FFFFFF"/>
-      <w:sz w:val="20"/>
+      <w:sz w:val="22"/>
     </w:rPr>
   </w:style>
   <w:style w:customStyle="1" w:styleId="Celdatceegris" w:type="paragraph">
@@ -55243,7 +55313,7 @@
     <w:rPr>
       <w:rFonts w:ascii="TeX Gyre Pagella" w:cs="TeX Gyre Pagella" w:eastAsia="TeX Gyre Pagella" w:hAnsi="TeX Gyre Pagella"/>
       <w:color w:val="FFFFFF"/>
-      <w:sz w:val="20"/>
+      <w:sz w:val="22"/>
     </w:rPr>
   </w:style>
   <w:style w:customStyle="1" w:styleId="Textomorado" w:type="character">

--- a/oposicion/temario/tercer-ejercicio/3A23.docx
+++ b/oposicion/temario/tercer-ejercicio/3A23.docx
@@ -5556,7 +5556,7 @@
             <w:i/>
             <w:iCs/>
           </w:rPr>
-          <w:t xml:space="preserve">1995, párr. 16.C</w:t>
+          <w:t xml:space="preserve">1995, § 16.C</w:t>
         </w:r>
       </w:hyperlink>
       <w:r>

--- a/oposicion/temario/tercer-ejercicio/3A23.docx
+++ b/oposicion/temario/tercer-ejercicio/3A23.docx
@@ -20,6 +20,28 @@
       </w:r>
       <w:r>
         <w:t xml:space="preserve">Intervención y fallos del sector público.</w:t>
+      </w:r>
+    </w:p>
+    <w:p>
+      <w:pPr>
+        <w:spacing w:before="0" w:after="200"/>
+      </w:pPr>
+      <w:r>
+        <w:rPr>
+          <w:b/>
+          <w:smallCaps/>
+          <w:color w:val="5F2987"/>
+          <w:sz w:val="16"/>
+        </w:rPr>
+        <w:t xml:space="preserve">Exclusivo · uso personal. </w:t>
+      </w:r>
+      <w:r>
+        <w:rPr>
+          <w:i/>
+          <w:color w:val="767171"/>
+          <w:sz w:val="16"/>
+        </w:rPr>
+        <w:t xml:space="preserve">Material exclusivo de victorgutierrezmarcos.es y la app Oposición TCEE · DCE. Puedes usarlo libremente para tu estudio personal. No se autoriza su incorporación a otras plataformas, aplicaciones o servicios. Condiciones: https://www.victorgutierrezmarcos.es/condiciones-materiales.html</w:t>
       </w:r>
     </w:p>
     <w:p>
@@ -50975,7 +50997,7 @@
         <w:color w:val="767171"/>
         <w:sz w:val="14"/>
       </w:rPr>
-      <w:t xml:space="preserve">© 2026 Víctor Gutiérrez Marcos · CC BY-NC-ND 4.0</w:t>
+      <w:t xml:space="preserve">© 2026 Víctor Gutiérrez Marcos · Exclusivo de victorgutierrezmarcos.es y la app Oposición TCEE · DCE</w:t>
     </w:r>
     <w:r>
       <w:tab/>
@@ -51033,7 +51055,7 @@
         <w:color w:val="767171"/>
         <w:sz w:val="14"/>
       </w:rPr>
-      <w:t xml:space="preserve">© 2026 Víctor Gutiérrez Marcos · CC BY-NC-ND 4.0</w:t>
+      <w:t xml:space="preserve">© 2026 Víctor Gutiérrez Marcos · Exclusivo de victorgutierrezmarcos.es y la app Oposición TCEE · DCE</w:t>
     </w:r>
     <w:r>
       <w:tab/>
@@ -51099,7 +51121,7 @@
         <w:color w:val="767171"/>
         <w:sz w:val="14"/>
       </w:rPr>
-      <w:t xml:space="preserve">© 2026 Víctor Gutiérrez Marcos · CC BY-NC-ND 4.0</w:t>
+      <w:t xml:space="preserve">© 2026 Víctor Gutiérrez Marcos · Exclusivo de victorgutierrezmarcos.es y la app Oposición TCEE · DCE</w:t>
     </w:r>
     <w:r>
       <w:tab/>
